--- a/TS-Kramam/TS-1.2/TS 1.2 Tamil Krama Paatam Corrections.docx
+++ b/TS-Kramam/TS-1.2/TS 1.2 Tamil Krama Paatam Corrections.docx
@@ -1714,6 +1714,517 @@
               <w:rPr>
                 <w:rFonts w:eastAsia="Times New Roman" w:cs="Arial"/>
                 <w:b/>
+                <w:color w:val="EE0000"/>
+                <w:sz w:val="32"/>
+                <w:szCs w:val="32"/>
+                <w:lang w:val="en-IN" w:eastAsia="en-IN" w:bidi="ml-IN"/>
+              </w:rPr>
+            </w:pPr>
+            <w:r>
+              <w:rPr>
+                <w:rFonts w:eastAsia="Times New Roman" w:cs="Arial"/>
+                <w:b/>
+                <w:color w:val="EE0000"/>
+                <w:sz w:val="32"/>
+                <w:szCs w:val="32"/>
+                <w:lang w:val="en-IN" w:eastAsia="en-IN" w:bidi="ml-IN"/>
+              </w:rPr>
+              <w:t>T.S.1.2.10.2 - Kramam</w:t>
+            </w:r>
+          </w:p>
+          <w:p>
+            <w:pPr>
+              <w:widowControl w:val="0"/>
+              <w:autoSpaceDE w:val="0"/>
+              <w:autoSpaceDN w:val="0"/>
+              <w:adjustRightInd w:val="0"/>
+              <w:spacing w:before="0" w:line="240" w:lineRule="auto"/>
+              <w:rPr>
+                <w:rFonts w:cs="Arial"/>
+                <w:b/>
+                <w:bCs/>
+                <w:color w:val="EE0000"/>
+                <w:sz w:val="28"/>
+                <w:szCs w:val="36"/>
+                <w:lang w:val="en-IN" w:bidi="ml-IN"/>
+              </w:rPr>
+            </w:pPr>
+            <w:r>
+              <w:rPr>
+                <w:rFonts w:cs="Arial"/>
+                <w:b/>
+                <w:bCs/>
+                <w:color w:val="EE0000"/>
+                <w:sz w:val="28"/>
+                <w:szCs w:val="36"/>
+                <w:lang w:val="en-IN" w:bidi="ml-IN"/>
+              </w:rPr>
+              <w:t>Krama Vaakyam No. 51</w:t>
+            </w:r>
+          </w:p>
+          <w:p>
+            <w:pPr>
+              <w:widowControl w:val="0"/>
+              <w:tabs>
+                <w:tab w:val="left" w:pos="993"/>
+              </w:tabs>
+              <w:autoSpaceDE w:val="0"/>
+              <w:autoSpaceDN w:val="0"/>
+              <w:adjustRightInd w:val="0"/>
+              <w:spacing w:before="0" w:line="240" w:lineRule="auto"/>
+              <w:rPr>
+                <w:rFonts w:eastAsia="Times New Roman" w:cs="Arial"/>
+                <w:b/>
+                <w:sz w:val="32"/>
+                <w:szCs w:val="32"/>
+                <w:lang w:val="en-IN" w:eastAsia="en-IN" w:bidi="ml-IN"/>
+              </w:rPr>
+            </w:pPr>
+            <w:r>
+              <w:rPr>
+                <w:rFonts w:cs="Arial"/>
+                <w:b/>
+                <w:bCs/>
+                <w:color w:val="EE0000"/>
+                <w:sz w:val="28"/>
+                <w:szCs w:val="36"/>
+                <w:lang w:val="it-IT" w:bidi="ml-IN"/>
+              </w:rPr>
+              <w:t>Panchaati No. 19</w:t>
+            </w:r>
+          </w:p>
+        </w:tc>
+        <w:tc>
+          <w:tcPr>
+            <w:tcW w:w="4819" w:type="dxa"/>
+          </w:tcPr>
+          <w:p>
+            <w:pPr>
+              <w:widowControl w:val="0"/>
+              <w:autoSpaceDE w:val="0"/>
+              <w:autoSpaceDN w:val="0"/>
+              <w:adjustRightInd w:val="0"/>
+              <w:spacing w:line="252" w:lineRule="auto"/>
+              <w:ind w:right="-138"/>
+              <w:rPr>
+                <w:rFonts w:ascii="Latha" w:hAnsi="Latha" w:cs="Latha"/>
+                <w:color w:val="EE0000"/>
+                <w:sz w:val="28"/>
+                <w:szCs w:val="28"/>
+                <w:cs/>
+                <w:lang w:bidi="ta-IN"/>
+              </w:rPr>
+            </w:pPr>
+            <w:r>
+              <w:rPr>
+                <w:rFonts w:ascii="Latha" w:hAnsi="Latha" w:cs="Latha"/>
+                <w:color w:val="EE0000"/>
+                <w:sz w:val="28"/>
+                <w:szCs w:val="28"/>
+                <w:cs/>
+                <w:lang w:bidi="ta-IN"/>
+              </w:rPr>
+              <w:t>ம</w:t>
+            </w:r>
+            <w:r>
+              <w:rPr>
+                <w:rFonts w:ascii="BRH Tamil Tab Extra" w:hAnsi="BRH Tamil Tab Extra" w:cs="Latha"/>
+                <w:b/>
+                <w:color w:val="EE0000"/>
+                <w:sz w:val="32"/>
+                <w:szCs w:val="28"/>
+                <w:lang w:bidi="ta-IN"/>
+              </w:rPr>
+              <w:t>…</w:t>
+            </w:r>
+            <w:r>
+              <w:rPr>
+                <w:rFonts w:ascii="Latha" w:hAnsi="Latha" w:cs="Latha"/>
+                <w:color w:val="EE0000"/>
+                <w:sz w:val="28"/>
+                <w:szCs w:val="28"/>
+                <w:cs/>
+                <w:lang w:bidi="ta-IN"/>
+              </w:rPr>
+              <w:t>ன்ய</w:t>
+            </w:r>
+            <w:r>
+              <w:rPr>
+                <w:rFonts w:ascii="BRH Tamil Tab Extra" w:hAnsi="BRH Tamil Tab Extra" w:cs="Latha"/>
+                <w:b/>
+                <w:color w:val="EE0000"/>
+                <w:sz w:val="32"/>
+                <w:szCs w:val="28"/>
+                <w:lang w:bidi="ta-IN"/>
+              </w:rPr>
+              <w:t>…</w:t>
+            </w:r>
+            <w:r>
+              <w:rPr>
+                <w:rFonts w:ascii="Latha" w:hAnsi="Latha" w:cs="Latha"/>
+                <w:color w:val="EE0000"/>
+                <w:sz w:val="28"/>
+                <w:szCs w:val="28"/>
+                <w:highlight w:val="yellow"/>
+                <w:cs/>
+                <w:lang w:bidi="ta-IN"/>
+              </w:rPr>
+              <w:t>தா</w:t>
+            </w:r>
+            <w:r>
+              <w:rPr>
+                <w:rFonts w:ascii="Latha" w:hAnsi="Latha" w:cs="Latha"/>
+                <w:color w:val="EE0000"/>
+                <w:sz w:val="28"/>
+                <w:szCs w:val="28"/>
+                <w:cs/>
+                <w:lang w:bidi="ta-IN"/>
+              </w:rPr>
+              <w:t>மனு</w:t>
+            </w:r>
+            <w:r>
+              <w:rPr>
+                <w:rFonts w:ascii="BRH Tamil Tab Extra" w:hAnsi="BRH Tamil Tab Extra" w:cs="Latha"/>
+                <w:b/>
+                <w:color w:val="EE0000"/>
+                <w:sz w:val="36"/>
+                <w:szCs w:val="28"/>
+                <w:lang w:bidi="ta-IN"/>
+              </w:rPr>
+              <w:t>†</w:t>
+            </w:r>
+            <w:r>
+              <w:rPr>
+                <w:rFonts w:ascii="Latha" w:hAnsi="Latha" w:cs="Latha"/>
+                <w:color w:val="EE0000"/>
+                <w:sz w:val="28"/>
+                <w:szCs w:val="28"/>
+                <w:lang w:bidi="ta-IN"/>
+              </w:rPr>
+              <w:t xml:space="preserve"> | </w:t>
+            </w:r>
+            <w:r>
+              <w:rPr>
+                <w:rFonts w:ascii="Latha" w:hAnsi="Latha" w:cs="Latha"/>
+                <w:color w:val="EE0000"/>
+                <w:sz w:val="28"/>
+                <w:szCs w:val="28"/>
+                <w:cs/>
+                <w:lang w:bidi="ta-IN"/>
+              </w:rPr>
+              <w:t>அனு</w:t>
+            </w:r>
+            <w:r>
+              <w:rPr>
+                <w:rFonts w:ascii="BRH Tamil Tab Extra" w:hAnsi="BRH Tamil Tab Extra" w:cs="Latha"/>
+                <w:b/>
+                <w:color w:val="EE0000"/>
+                <w:sz w:val="32"/>
+                <w:szCs w:val="28"/>
+                <w:lang w:bidi="ta-IN"/>
+              </w:rPr>
+              <w:t>…</w:t>
+            </w:r>
+            <w:r>
+              <w:rPr>
+                <w:rFonts w:ascii="Latha" w:hAnsi="Latha" w:cs="Latha"/>
+                <w:color w:val="EE0000"/>
+                <w:sz w:val="28"/>
+                <w:szCs w:val="28"/>
+                <w:lang w:bidi="ta-IN"/>
+              </w:rPr>
+              <w:t xml:space="preserve"> </w:t>
+            </w:r>
+            <w:r>
+              <w:rPr>
+                <w:rFonts w:ascii="Latha" w:hAnsi="Latha" w:cs="Latha"/>
+                <w:color w:val="EE0000"/>
+                <w:sz w:val="28"/>
+                <w:szCs w:val="28"/>
+                <w:cs/>
+                <w:lang w:bidi="ta-IN"/>
+              </w:rPr>
+              <w:t>தப</w:t>
+            </w:r>
+            <w:r>
+              <w:rPr>
+                <w:rFonts w:ascii="BRH Tamil Tab Extra" w:hAnsi="BRH Tamil Tab Extra" w:cs="Latha"/>
+                <w:b/>
+                <w:color w:val="EE0000"/>
+                <w:sz w:val="36"/>
+                <w:szCs w:val="28"/>
+                <w:lang w:bidi="ta-IN"/>
+              </w:rPr>
+              <w:t>†</w:t>
+            </w:r>
+            <w:r>
+              <w:rPr>
+                <w:rFonts w:ascii="Latha" w:hAnsi="Latha" w:cs="Latha"/>
+                <w:b/>
+                <w:bCs/>
+                <w:color w:val="EE0000"/>
+                <w:sz w:val="32"/>
+                <w:szCs w:val="32"/>
+                <w:cs/>
+                <w:lang w:bidi="ta-IN"/>
+              </w:rPr>
+              <w:t>:</w:t>
+            </w:r>
+            <w:r>
+              <w:rPr>
+                <w:rFonts w:ascii="Latha" w:hAnsi="Latha" w:cs="Latha"/>
+                <w:color w:val="EE0000"/>
+                <w:sz w:val="28"/>
+                <w:szCs w:val="28"/>
+                <w:cs/>
+                <w:lang w:bidi="ta-IN"/>
+              </w:rPr>
+              <w:t xml:space="preserve"> </w:t>
+            </w:r>
+            <w:r>
+              <w:rPr>
+                <w:rFonts w:ascii="Latha" w:hAnsi="Latha" w:cs="Latha"/>
+                <w:color w:val="EE0000"/>
+                <w:sz w:val="28"/>
+                <w:szCs w:val="28"/>
+                <w:lang w:bidi="ta-IN"/>
+              </w:rPr>
+              <w:t>|</w:t>
+            </w:r>
+          </w:p>
+        </w:tc>
+        <w:tc>
+          <w:tcPr>
+            <w:tcW w:w="5103" w:type="dxa"/>
+          </w:tcPr>
+          <w:p>
+            <w:pPr>
+              <w:widowControl w:val="0"/>
+              <w:autoSpaceDE w:val="0"/>
+              <w:autoSpaceDN w:val="0"/>
+              <w:adjustRightInd w:val="0"/>
+              <w:spacing w:line="252" w:lineRule="auto"/>
+              <w:ind w:right="-138"/>
+              <w:rPr>
+                <w:rFonts w:ascii="Latha" w:hAnsi="Latha" w:cs="Latha"/>
+                <w:color w:val="EE0000"/>
+                <w:sz w:val="28"/>
+                <w:szCs w:val="28"/>
+                <w:cs/>
+                <w:lang w:bidi="ta-IN"/>
+              </w:rPr>
+            </w:pPr>
+            <w:r>
+              <w:rPr>
+                <w:rFonts w:ascii="Latha" w:hAnsi="Latha" w:cs="Latha"/>
+                <w:color w:val="EE0000"/>
+                <w:sz w:val="28"/>
+                <w:szCs w:val="28"/>
+                <w:cs/>
+                <w:lang w:bidi="ta-IN"/>
+              </w:rPr>
+              <w:t>ம</w:t>
+            </w:r>
+            <w:r>
+              <w:rPr>
+                <w:rFonts w:ascii="BRH Tamil Tab Extra" w:hAnsi="BRH Tamil Tab Extra" w:cs="Latha"/>
+                <w:b/>
+                <w:color w:val="EE0000"/>
+                <w:sz w:val="32"/>
+                <w:szCs w:val="28"/>
+                <w:lang w:bidi="ta-IN"/>
+              </w:rPr>
+              <w:t>…</w:t>
+            </w:r>
+            <w:r>
+              <w:rPr>
+                <w:rFonts w:ascii="Latha" w:hAnsi="Latha" w:cs="Latha"/>
+                <w:color w:val="EE0000"/>
+                <w:sz w:val="28"/>
+                <w:szCs w:val="28"/>
+                <w:cs/>
+                <w:lang w:bidi="ta-IN"/>
+              </w:rPr>
+              <w:t>ன்ய</w:t>
+            </w:r>
+            <w:r>
+              <w:rPr>
+                <w:rFonts w:ascii="BRH Tamil Tab Extra" w:hAnsi="BRH Tamil Tab Extra" w:cs="Latha"/>
+                <w:b/>
+                <w:color w:val="EE0000"/>
+                <w:sz w:val="32"/>
+                <w:szCs w:val="28"/>
+                <w:lang w:bidi="ta-IN"/>
+              </w:rPr>
+              <w:t>…</w:t>
+            </w:r>
+            <w:r>
+              <w:rPr>
+                <w:rFonts w:ascii="Latha" w:hAnsi="Latha" w:cs="Latha"/>
+                <w:color w:val="EE0000"/>
+                <w:sz w:val="28"/>
+                <w:szCs w:val="28"/>
+                <w:highlight w:val="green"/>
+                <w:cs/>
+                <w:lang w:bidi="ta-IN"/>
+              </w:rPr>
+              <w:t>தா</w:t>
+            </w:r>
+            <w:r>
+              <w:rPr>
+                <w:rFonts w:ascii="BRH Tamil Tab Extra" w:hAnsi="BRH Tamil Tab Extra" w:cs="Latha"/>
+                <w:b/>
+                <w:color w:val="EE0000"/>
+                <w:sz w:val="32"/>
+                <w:szCs w:val="28"/>
+                <w:lang w:bidi="ta-IN"/>
+              </w:rPr>
+              <w:t>…</w:t>
+            </w:r>
+            <w:r>
+              <w:rPr>
+                <w:rFonts w:ascii="Latha" w:hAnsi="Latha" w:cs="Latha"/>
+                <w:color w:val="EE0000"/>
+                <w:sz w:val="28"/>
+                <w:szCs w:val="28"/>
+                <w:cs/>
+                <w:lang w:bidi="ta-IN"/>
+              </w:rPr>
+              <w:t>மனு</w:t>
+            </w:r>
+            <w:r>
+              <w:rPr>
+                <w:rFonts w:ascii="BRH Tamil Tab Extra" w:hAnsi="BRH Tamil Tab Extra" w:cs="Latha"/>
+                <w:b/>
+                <w:color w:val="EE0000"/>
+                <w:sz w:val="36"/>
+                <w:szCs w:val="28"/>
+                <w:lang w:bidi="ta-IN"/>
+              </w:rPr>
+              <w:t>†</w:t>
+            </w:r>
+            <w:r>
+              <w:rPr>
+                <w:rFonts w:ascii="Latha" w:hAnsi="Latha" w:cs="Latha"/>
+                <w:color w:val="EE0000"/>
+                <w:sz w:val="28"/>
+                <w:szCs w:val="28"/>
+                <w:lang w:bidi="ta-IN"/>
+              </w:rPr>
+              <w:t xml:space="preserve"> | </w:t>
+            </w:r>
+            <w:r>
+              <w:rPr>
+                <w:rFonts w:ascii="Latha" w:hAnsi="Latha" w:cs="Latha"/>
+                <w:color w:val="EE0000"/>
+                <w:sz w:val="28"/>
+                <w:szCs w:val="28"/>
+                <w:cs/>
+                <w:lang w:bidi="ta-IN"/>
+              </w:rPr>
+              <w:t>அனு</w:t>
+            </w:r>
+            <w:r>
+              <w:rPr>
+                <w:rFonts w:ascii="BRH Tamil Tab Extra" w:hAnsi="BRH Tamil Tab Extra" w:cs="Latha"/>
+                <w:b/>
+                <w:color w:val="EE0000"/>
+                <w:sz w:val="32"/>
+                <w:szCs w:val="28"/>
+                <w:lang w:bidi="ta-IN"/>
+              </w:rPr>
+              <w:t>…</w:t>
+            </w:r>
+            <w:r>
+              <w:rPr>
+                <w:rFonts w:ascii="Latha" w:hAnsi="Latha" w:cs="Latha"/>
+                <w:color w:val="EE0000"/>
+                <w:sz w:val="28"/>
+                <w:szCs w:val="28"/>
+                <w:lang w:bidi="ta-IN"/>
+              </w:rPr>
+              <w:t xml:space="preserve"> </w:t>
+            </w:r>
+            <w:r>
+              <w:rPr>
+                <w:rFonts w:ascii="Latha" w:hAnsi="Latha" w:cs="Latha"/>
+                <w:color w:val="EE0000"/>
+                <w:sz w:val="28"/>
+                <w:szCs w:val="28"/>
+                <w:cs/>
+                <w:lang w:bidi="ta-IN"/>
+              </w:rPr>
+              <w:t>தப</w:t>
+            </w:r>
+            <w:r>
+              <w:rPr>
+                <w:rFonts w:ascii="BRH Tamil Tab Extra" w:hAnsi="BRH Tamil Tab Extra" w:cs="Latha"/>
+                <w:b/>
+                <w:color w:val="EE0000"/>
+                <w:sz w:val="36"/>
+                <w:szCs w:val="28"/>
+                <w:lang w:bidi="ta-IN"/>
+              </w:rPr>
+              <w:t>†</w:t>
+            </w:r>
+            <w:r>
+              <w:rPr>
+                <w:rFonts w:ascii="Latha" w:hAnsi="Latha" w:cs="Latha"/>
+                <w:b/>
+                <w:bCs/>
+                <w:color w:val="EE0000"/>
+                <w:sz w:val="32"/>
+                <w:szCs w:val="32"/>
+                <w:cs/>
+                <w:lang w:bidi="ta-IN"/>
+              </w:rPr>
+              <w:t>:</w:t>
+            </w:r>
+            <w:r>
+              <w:rPr>
+                <w:rFonts w:ascii="Latha" w:hAnsi="Latha" w:cs="Latha"/>
+                <w:color w:val="EE0000"/>
+                <w:sz w:val="28"/>
+                <w:szCs w:val="28"/>
+                <w:cs/>
+                <w:lang w:bidi="ta-IN"/>
+              </w:rPr>
+              <w:t xml:space="preserve"> </w:t>
+            </w:r>
+            <w:r>
+              <w:rPr>
+                <w:rFonts w:ascii="Latha" w:hAnsi="Latha" w:cs="Latha"/>
+                <w:color w:val="EE0000"/>
+                <w:sz w:val="28"/>
+                <w:szCs w:val="28"/>
+                <w:lang w:bidi="ta-IN"/>
+              </w:rPr>
+              <w:t>|</w:t>
+            </w:r>
+          </w:p>
+        </w:tc>
+      </w:tr>
+      <w:tr>
+        <w:trPr>
+          <w:trHeight w:val="1238"/>
+        </w:trPr>
+        <w:tc>
+          <w:tcPr>
+            <w:tcW w:w="4048" w:type="dxa"/>
+          </w:tcPr>
+          <w:p>
+            <w:pPr>
+              <w:widowControl w:val="0"/>
+              <w:tabs>
+                <w:tab w:val="left" w:pos="993"/>
+              </w:tabs>
+              <w:autoSpaceDE w:val="0"/>
+              <w:autoSpaceDN w:val="0"/>
+              <w:adjustRightInd w:val="0"/>
+              <w:spacing w:before="0" w:line="240" w:lineRule="auto"/>
+              <w:rPr>
+                <w:rFonts w:eastAsia="Times New Roman" w:cs="Arial"/>
+                <w:b/>
                 <w:sz w:val="32"/>
                 <w:szCs w:val="32"/>
                 <w:lang w:val="en-IN" w:eastAsia="en-IN" w:bidi="ml-IN"/>
@@ -2454,7 +2965,6 @@
           <w:szCs w:val="32"/>
           <w:u w:val="single"/>
         </w:rPr>
-        <w:lastRenderedPageBreak/>
         <w:t xml:space="preserve">TS </w:t>
       </w:r>
       <w:r>
@@ -3390,7 +3900,6 @@
           <w:szCs w:val="32"/>
           <w:u w:val="single"/>
         </w:rPr>
-        <w:lastRenderedPageBreak/>
         <w:t xml:space="preserve">TS </w:t>
       </w:r>
       <w:r>
@@ -6063,6 +6572,7 @@
                 <w:szCs w:val="32"/>
                 <w:lang w:val="en-IN" w:eastAsia="en-IN" w:bidi="ml-IN"/>
               </w:rPr>
+              <w:lastRenderedPageBreak/>
               <w:t>T.S.1.2.14.1 - Kramam</w:t>
             </w:r>
           </w:p>
@@ -6969,7 +7479,6 @@
                 <w:szCs w:val="32"/>
                 <w:lang w:val="en-IN" w:eastAsia="en-IN" w:bidi="ml-IN"/>
               </w:rPr>
-              <w:lastRenderedPageBreak/>
               <w:t>T.S.1.2.14.4 - Kramam</w:t>
             </w:r>
           </w:p>
@@ -12228,8 +12737,9 @@
                 <w:sz w:val="32"/>
                 <w:szCs w:val="32"/>
               </w:rPr>
-              <w:t>(the separator “-“ deleted</w:t>
-            </w:r>
+              <w:t>(</w:t>
+            </w:r>
+            <w:proofErr w:type="gramStart"/>
             <w:r>
               <w:rPr>
                 <w:rFonts w:cs="Arial"/>
@@ -12237,8 +12747,38 @@
                 <w:sz w:val="32"/>
                 <w:szCs w:val="32"/>
               </w:rPr>
+              <w:t>the</w:t>
+            </w:r>
+            <w:proofErr w:type="gramEnd"/>
+            <w:r>
+              <w:rPr>
+                <w:rFonts w:cs="Arial"/>
+                <w:color w:val="000000"/>
+                <w:sz w:val="32"/>
+                <w:szCs w:val="32"/>
+              </w:rPr>
+              <w:t xml:space="preserve"> separator “</w:t>
+            </w:r>
+            <w:proofErr w:type="gramStart"/>
+            <w:r>
+              <w:rPr>
+                <w:rFonts w:cs="Arial"/>
+                <w:color w:val="000000"/>
+                <w:sz w:val="32"/>
+                <w:szCs w:val="32"/>
+              </w:rPr>
+              <w:t>-“ deleted</w:t>
+            </w:r>
+            <w:r>
+              <w:rPr>
+                <w:rFonts w:cs="Arial"/>
+                <w:color w:val="000000"/>
+                <w:sz w:val="32"/>
+                <w:szCs w:val="32"/>
+              </w:rPr>
               <w:t>. )</w:t>
             </w:r>
+            <w:proofErr w:type="gramEnd"/>
           </w:p>
           <w:p>
             <w:pPr>
@@ -13399,7 +13939,6 @@
                 <w:cs/>
                 <w:lang w:bidi="ta-IN"/>
               </w:rPr>
-              <w:lastRenderedPageBreak/>
               <w:t>மனோ</w:t>
             </w:r>
             <w:r>
@@ -13638,7 +14177,6 @@
                 <w:cs/>
                 <w:lang w:bidi="ta-IN"/>
               </w:rPr>
-              <w:lastRenderedPageBreak/>
               <w:t>பா</w:t>
             </w:r>
             <w:r>

--- a/TS-Kramam/TS-1.2/TS 1.2 Tamil Krama Paatam Corrections.docx
+++ b/TS-Kramam/TS-1.2/TS 1.2 Tamil Krama Paatam Corrections.docx
@@ -112,7 +112,27 @@
           <w:szCs w:val="32"/>
           <w:u w:val="single"/>
         </w:rPr>
-        <w:t>31st Jan 2026</w:t>
+        <w:t xml:space="preserve">31st </w:t>
+      </w:r>
+      <w:r>
+        <w:rPr>
+          <w:b/>
+          <w:bCs/>
+          <w:sz w:val="32"/>
+          <w:szCs w:val="32"/>
+          <w:u w:val="single"/>
+        </w:rPr>
+        <w:t>May</w:t>
+      </w:r>
+      <w:r>
+        <w:rPr>
+          <w:b/>
+          <w:bCs/>
+          <w:sz w:val="32"/>
+          <w:szCs w:val="32"/>
+          <w:u w:val="single"/>
+        </w:rPr>
+        <w:t xml:space="preserve"> 2026</w:t>
       </w:r>
     </w:p>
     <w:p>
@@ -1714,7 +1734,6 @@
               <w:rPr>
                 <w:rFonts w:eastAsia="Times New Roman" w:cs="Arial"/>
                 <w:b/>
-                <w:color w:val="EE0000"/>
                 <w:sz w:val="32"/>
                 <w:szCs w:val="32"/>
                 <w:lang w:val="en-IN" w:eastAsia="en-IN" w:bidi="ml-IN"/>
@@ -1724,7 +1743,6 @@
               <w:rPr>
                 <w:rFonts w:eastAsia="Times New Roman" w:cs="Arial"/>
                 <w:b/>
-                <w:color w:val="EE0000"/>
                 <w:sz w:val="32"/>
                 <w:szCs w:val="32"/>
                 <w:lang w:val="en-IN" w:eastAsia="en-IN" w:bidi="ml-IN"/>
@@ -1743,7 +1761,6 @@
                 <w:rFonts w:cs="Arial"/>
                 <w:b/>
                 <w:bCs/>
-                <w:color w:val="EE0000"/>
                 <w:sz w:val="28"/>
                 <w:szCs w:val="36"/>
                 <w:lang w:val="en-IN" w:bidi="ml-IN"/>
@@ -1754,7 +1771,6 @@
                 <w:rFonts w:cs="Arial"/>
                 <w:b/>
                 <w:bCs/>
-                <w:color w:val="EE0000"/>
                 <w:sz w:val="28"/>
                 <w:szCs w:val="36"/>
                 <w:lang w:val="en-IN" w:bidi="ml-IN"/>
@@ -1785,7 +1801,6 @@
                 <w:rFonts w:cs="Arial"/>
                 <w:b/>
                 <w:bCs/>
-                <w:color w:val="EE0000"/>
                 <w:sz w:val="28"/>
                 <w:szCs w:val="36"/>
                 <w:lang w:val="it-IT" w:bidi="ml-IN"/>
@@ -1808,7 +1823,6 @@
               <w:ind w:right="-138"/>
               <w:rPr>
                 <w:rFonts w:ascii="Latha" w:hAnsi="Latha" w:cs="Latha"/>
-                <w:color w:val="EE0000"/>
                 <w:sz w:val="28"/>
                 <w:szCs w:val="28"/>
                 <w:cs/>
@@ -1818,7 +1832,6 @@
             <w:r>
               <w:rPr>
                 <w:rFonts w:ascii="Latha" w:hAnsi="Latha" w:cs="Latha"/>
-                <w:color w:val="EE0000"/>
                 <w:sz w:val="28"/>
                 <w:szCs w:val="28"/>
                 <w:cs/>
@@ -1830,7 +1843,6 @@
               <w:rPr>
                 <w:rFonts w:ascii="BRH Tamil Tab Extra" w:hAnsi="BRH Tamil Tab Extra" w:cs="Latha"/>
                 <w:b/>
-                <w:color w:val="EE0000"/>
                 <w:sz w:val="32"/>
                 <w:szCs w:val="28"/>
                 <w:lang w:bidi="ta-IN"/>
@@ -1840,7 +1852,6 @@
             <w:r>
               <w:rPr>
                 <w:rFonts w:ascii="Latha" w:hAnsi="Latha" w:cs="Latha"/>
-                <w:color w:val="EE0000"/>
                 <w:sz w:val="28"/>
                 <w:szCs w:val="28"/>
                 <w:cs/>
@@ -1852,7 +1863,6 @@
               <w:rPr>
                 <w:rFonts w:ascii="BRH Tamil Tab Extra" w:hAnsi="BRH Tamil Tab Extra" w:cs="Latha"/>
                 <w:b/>
-                <w:color w:val="EE0000"/>
                 <w:sz w:val="32"/>
                 <w:szCs w:val="28"/>
                 <w:lang w:bidi="ta-IN"/>
@@ -1862,31 +1872,17 @@
             <w:r>
               <w:rPr>
                 <w:rFonts w:ascii="Latha" w:hAnsi="Latha" w:cs="Latha"/>
-                <w:color w:val="EE0000"/>
-                <w:sz w:val="28"/>
-                <w:szCs w:val="28"/>
-                <w:highlight w:val="yellow"/>
-                <w:cs/>
-                <w:lang w:bidi="ta-IN"/>
-              </w:rPr>
-              <w:t>தா</w:t>
-            </w:r>
-            <w:r>
-              <w:rPr>
-                <w:rFonts w:ascii="Latha" w:hAnsi="Latha" w:cs="Latha"/>
-                <w:color w:val="EE0000"/>
-                <w:sz w:val="28"/>
-                <w:szCs w:val="28"/>
-                <w:cs/>
-                <w:lang w:bidi="ta-IN"/>
-              </w:rPr>
-              <w:t>மனு</w:t>
-            </w:r>
-            <w:r>
-              <w:rPr>
-                <w:rFonts w:ascii="BRH Tamil Tab Extra" w:hAnsi="BRH Tamil Tab Extra" w:cs="Latha"/>
-                <w:b/>
-                <w:color w:val="EE0000"/>
+                <w:sz w:val="28"/>
+                <w:szCs w:val="28"/>
+                <w:cs/>
+                <w:lang w:bidi="ta-IN"/>
+              </w:rPr>
+              <w:t>தாமனு</w:t>
+            </w:r>
+            <w:r>
+              <w:rPr>
+                <w:rFonts w:ascii="BRH Tamil Tab Extra" w:hAnsi="BRH Tamil Tab Extra" w:cs="Latha"/>
+                <w:b/>
                 <w:sz w:val="36"/>
                 <w:szCs w:val="28"/>
                 <w:lang w:bidi="ta-IN"/>
@@ -1896,7 +1892,6 @@
             <w:r>
               <w:rPr>
                 <w:rFonts w:ascii="Latha" w:hAnsi="Latha" w:cs="Latha"/>
-                <w:color w:val="EE0000"/>
                 <w:sz w:val="28"/>
                 <w:szCs w:val="28"/>
                 <w:lang w:bidi="ta-IN"/>
@@ -1906,7 +1901,6 @@
             <w:r>
               <w:rPr>
                 <w:rFonts w:ascii="Latha" w:hAnsi="Latha" w:cs="Latha"/>
-                <w:color w:val="EE0000"/>
                 <w:sz w:val="28"/>
                 <w:szCs w:val="28"/>
                 <w:cs/>
@@ -1918,7 +1912,6 @@
               <w:rPr>
                 <w:rFonts w:ascii="BRH Tamil Tab Extra" w:hAnsi="BRH Tamil Tab Extra" w:cs="Latha"/>
                 <w:b/>
-                <w:color w:val="EE0000"/>
                 <w:sz w:val="32"/>
                 <w:szCs w:val="28"/>
                 <w:lang w:bidi="ta-IN"/>
@@ -1928,7 +1921,6 @@
             <w:r>
               <w:rPr>
                 <w:rFonts w:ascii="Latha" w:hAnsi="Latha" w:cs="Latha"/>
-                <w:color w:val="EE0000"/>
                 <w:sz w:val="28"/>
                 <w:szCs w:val="28"/>
                 <w:lang w:bidi="ta-IN"/>
@@ -1938,7 +1930,6 @@
             <w:r>
               <w:rPr>
                 <w:rFonts w:ascii="Latha" w:hAnsi="Latha" w:cs="Latha"/>
-                <w:color w:val="EE0000"/>
                 <w:sz w:val="28"/>
                 <w:szCs w:val="28"/>
                 <w:cs/>
@@ -1950,7 +1941,6 @@
               <w:rPr>
                 <w:rFonts w:ascii="BRH Tamil Tab Extra" w:hAnsi="BRH Tamil Tab Extra" w:cs="Latha"/>
                 <w:b/>
-                <w:color w:val="EE0000"/>
                 <w:sz w:val="36"/>
                 <w:szCs w:val="28"/>
                 <w:lang w:bidi="ta-IN"/>
@@ -1962,7 +1952,6 @@
                 <w:rFonts w:ascii="Latha" w:hAnsi="Latha" w:cs="Latha"/>
                 <w:b/>
                 <w:bCs/>
-                <w:color w:val="EE0000"/>
                 <w:sz w:val="32"/>
                 <w:szCs w:val="32"/>
                 <w:cs/>
@@ -1973,7 +1962,6 @@
             <w:r>
               <w:rPr>
                 <w:rFonts w:ascii="Latha" w:hAnsi="Latha" w:cs="Latha"/>
-                <w:color w:val="EE0000"/>
                 <w:sz w:val="28"/>
                 <w:szCs w:val="28"/>
                 <w:cs/>
@@ -1984,7 +1972,6 @@
             <w:r>
               <w:rPr>
                 <w:rFonts w:ascii="Latha" w:hAnsi="Latha" w:cs="Latha"/>
-                <w:color w:val="EE0000"/>
                 <w:sz w:val="28"/>
                 <w:szCs w:val="28"/>
                 <w:lang w:bidi="ta-IN"/>
@@ -2007,7 +1994,6 @@
               <w:ind w:right="-138"/>
               <w:rPr>
                 <w:rFonts w:ascii="Latha" w:hAnsi="Latha" w:cs="Latha"/>
-                <w:color w:val="EE0000"/>
                 <w:sz w:val="28"/>
                 <w:szCs w:val="28"/>
                 <w:cs/>
@@ -2017,7 +2003,6 @@
             <w:r>
               <w:rPr>
                 <w:rFonts w:ascii="Latha" w:hAnsi="Latha" w:cs="Latha"/>
-                <w:color w:val="EE0000"/>
                 <w:sz w:val="28"/>
                 <w:szCs w:val="28"/>
                 <w:cs/>
@@ -2029,7 +2014,6 @@
               <w:rPr>
                 <w:rFonts w:ascii="BRH Tamil Tab Extra" w:hAnsi="BRH Tamil Tab Extra" w:cs="Latha"/>
                 <w:b/>
-                <w:color w:val="EE0000"/>
                 <w:sz w:val="32"/>
                 <w:szCs w:val="28"/>
                 <w:lang w:bidi="ta-IN"/>
@@ -2039,7 +2023,6 @@
             <w:r>
               <w:rPr>
                 <w:rFonts w:ascii="Latha" w:hAnsi="Latha" w:cs="Latha"/>
-                <w:color w:val="EE0000"/>
                 <w:sz w:val="28"/>
                 <w:szCs w:val="28"/>
                 <w:cs/>
@@ -2051,7 +2034,6 @@
               <w:rPr>
                 <w:rFonts w:ascii="BRH Tamil Tab Extra" w:hAnsi="BRH Tamil Tab Extra" w:cs="Latha"/>
                 <w:b/>
-                <w:color w:val="EE0000"/>
                 <w:sz w:val="32"/>
                 <w:szCs w:val="28"/>
                 <w:lang w:bidi="ta-IN"/>
@@ -2061,10 +2043,8 @@
             <w:r>
               <w:rPr>
                 <w:rFonts w:ascii="Latha" w:hAnsi="Latha" w:cs="Latha"/>
-                <w:color w:val="EE0000"/>
-                <w:sz w:val="28"/>
-                <w:szCs w:val="28"/>
-                <w:highlight w:val="green"/>
+                <w:sz w:val="28"/>
+                <w:szCs w:val="28"/>
                 <w:cs/>
                 <w:lang w:bidi="ta-IN"/>
               </w:rPr>
@@ -2074,7 +2054,6 @@
               <w:rPr>
                 <w:rFonts w:ascii="BRH Tamil Tab Extra" w:hAnsi="BRH Tamil Tab Extra" w:cs="Latha"/>
                 <w:b/>
-                <w:color w:val="EE0000"/>
                 <w:sz w:val="32"/>
                 <w:szCs w:val="28"/>
                 <w:lang w:bidi="ta-IN"/>
@@ -2084,7 +2063,6 @@
             <w:r>
               <w:rPr>
                 <w:rFonts w:ascii="Latha" w:hAnsi="Latha" w:cs="Latha"/>
-                <w:color w:val="EE0000"/>
                 <w:sz w:val="28"/>
                 <w:szCs w:val="28"/>
                 <w:cs/>
@@ -2096,7 +2074,6 @@
               <w:rPr>
                 <w:rFonts w:ascii="BRH Tamil Tab Extra" w:hAnsi="BRH Tamil Tab Extra" w:cs="Latha"/>
                 <w:b/>
-                <w:color w:val="EE0000"/>
                 <w:sz w:val="36"/>
                 <w:szCs w:val="28"/>
                 <w:lang w:bidi="ta-IN"/>
@@ -2106,7 +2083,6 @@
             <w:r>
               <w:rPr>
                 <w:rFonts w:ascii="Latha" w:hAnsi="Latha" w:cs="Latha"/>
-                <w:color w:val="EE0000"/>
                 <w:sz w:val="28"/>
                 <w:szCs w:val="28"/>
                 <w:lang w:bidi="ta-IN"/>
@@ -2116,7 +2092,6 @@
             <w:r>
               <w:rPr>
                 <w:rFonts w:ascii="Latha" w:hAnsi="Latha" w:cs="Latha"/>
-                <w:color w:val="EE0000"/>
                 <w:sz w:val="28"/>
                 <w:szCs w:val="28"/>
                 <w:cs/>
@@ -2128,7 +2103,6 @@
               <w:rPr>
                 <w:rFonts w:ascii="BRH Tamil Tab Extra" w:hAnsi="BRH Tamil Tab Extra" w:cs="Latha"/>
                 <w:b/>
-                <w:color w:val="EE0000"/>
                 <w:sz w:val="32"/>
                 <w:szCs w:val="28"/>
                 <w:lang w:bidi="ta-IN"/>
@@ -2138,7 +2112,6 @@
             <w:r>
               <w:rPr>
                 <w:rFonts w:ascii="Latha" w:hAnsi="Latha" w:cs="Latha"/>
-                <w:color w:val="EE0000"/>
                 <w:sz w:val="28"/>
                 <w:szCs w:val="28"/>
                 <w:lang w:bidi="ta-IN"/>
@@ -2148,7 +2121,6 @@
             <w:r>
               <w:rPr>
                 <w:rFonts w:ascii="Latha" w:hAnsi="Latha" w:cs="Latha"/>
-                <w:color w:val="EE0000"/>
                 <w:sz w:val="28"/>
                 <w:szCs w:val="28"/>
                 <w:cs/>
@@ -2160,7 +2132,6 @@
               <w:rPr>
                 <w:rFonts w:ascii="BRH Tamil Tab Extra" w:hAnsi="BRH Tamil Tab Extra" w:cs="Latha"/>
                 <w:b/>
-                <w:color w:val="EE0000"/>
                 <w:sz w:val="36"/>
                 <w:szCs w:val="28"/>
                 <w:lang w:bidi="ta-IN"/>
@@ -2172,7 +2143,6 @@
                 <w:rFonts w:ascii="Latha" w:hAnsi="Latha" w:cs="Latha"/>
                 <w:b/>
                 <w:bCs/>
-                <w:color w:val="EE0000"/>
                 <w:sz w:val="32"/>
                 <w:szCs w:val="32"/>
                 <w:cs/>
@@ -2183,7 +2153,6 @@
             <w:r>
               <w:rPr>
                 <w:rFonts w:ascii="Latha" w:hAnsi="Latha" w:cs="Latha"/>
-                <w:color w:val="EE0000"/>
                 <w:sz w:val="28"/>
                 <w:szCs w:val="28"/>
                 <w:cs/>
@@ -2194,7 +2163,6 @@
             <w:r>
               <w:rPr>
                 <w:rFonts w:ascii="Latha" w:hAnsi="Latha" w:cs="Latha"/>
-                <w:color w:val="EE0000"/>
                 <w:sz w:val="28"/>
                 <w:szCs w:val="28"/>
                 <w:lang w:bidi="ta-IN"/>
@@ -2847,62 +2815,6 @@
         </w:tc>
       </w:tr>
     </w:tbl>
-    <w:p>
-      <w:pPr>
-        <w:spacing w:before="0" w:line="240" w:lineRule="auto"/>
-        <w:jc w:val="center"/>
-        <w:rPr>
-          <w:b/>
-          <w:bCs/>
-          <w:sz w:val="32"/>
-          <w:szCs w:val="32"/>
-          <w:u w:val="single"/>
-          <w:lang w:val="it-IT"/>
-        </w:rPr>
-      </w:pPr>
-    </w:p>
-    <w:p>
-      <w:pPr>
-        <w:spacing w:before="0" w:line="240" w:lineRule="auto"/>
-        <w:jc w:val="center"/>
-        <w:rPr>
-          <w:b/>
-          <w:bCs/>
-          <w:sz w:val="32"/>
-          <w:szCs w:val="32"/>
-          <w:u w:val="single"/>
-          <w:lang w:val="it-IT"/>
-        </w:rPr>
-      </w:pPr>
-    </w:p>
-    <w:p>
-      <w:pPr>
-        <w:spacing w:before="0" w:line="240" w:lineRule="auto"/>
-        <w:jc w:val="center"/>
-        <w:rPr>
-          <w:b/>
-          <w:bCs/>
-          <w:sz w:val="32"/>
-          <w:szCs w:val="32"/>
-          <w:u w:val="single"/>
-          <w:lang w:val="it-IT"/>
-        </w:rPr>
-      </w:pPr>
-    </w:p>
-    <w:p>
-      <w:pPr>
-        <w:spacing w:before="0" w:line="240" w:lineRule="auto"/>
-        <w:jc w:val="center"/>
-        <w:rPr>
-          <w:b/>
-          <w:bCs/>
-          <w:sz w:val="32"/>
-          <w:szCs w:val="32"/>
-          <w:u w:val="single"/>
-          <w:lang w:val="it-IT"/>
-        </w:rPr>
-      </w:pPr>
-    </w:p>
     <w:p>
       <w:pPr>
         <w:spacing w:before="0" w:line="240" w:lineRule="auto"/>
@@ -2965,6 +2877,7 @@
           <w:szCs w:val="32"/>
           <w:u w:val="single"/>
         </w:rPr>
+        <w:lastRenderedPageBreak/>
         <w:t xml:space="preserve">TS </w:t>
       </w:r>
       <w:r>
@@ -3749,9 +3662,6 @@
     </w:tbl>
     <w:p>
       <w:pPr>
-        <w:pBdr>
-          <w:bottom w:val="double" w:sz="6" w:space="1" w:color="auto"/>
-        </w:pBdr>
         <w:spacing w:before="0" w:line="240" w:lineRule="auto"/>
         <w:jc w:val="center"/>
         <w:rPr>
@@ -3762,6 +3672,16 @@
           <w:u w:val="single"/>
         </w:rPr>
       </w:pPr>
+      <w:r>
+        <w:rPr>
+          <w:b/>
+          <w:bCs/>
+          <w:sz w:val="32"/>
+          <w:szCs w:val="32"/>
+          <w:u w:val="single"/>
+        </w:rPr>
+        <w:t>==================</w:t>
+      </w:r>
     </w:p>
     <w:p>
       <w:pPr>
@@ -3900,6 +3820,7 @@
           <w:szCs w:val="32"/>
           <w:u w:val="single"/>
         </w:rPr>
+        <w:lastRenderedPageBreak/>
         <w:t xml:space="preserve">TS </w:t>
       </w:r>
       <w:r>
@@ -6572,7 +6493,6 @@
                 <w:szCs w:val="32"/>
                 <w:lang w:val="en-IN" w:eastAsia="en-IN" w:bidi="ml-IN"/>
               </w:rPr>
-              <w:lastRenderedPageBreak/>
               <w:t>T.S.1.2.14.1 - Kramam</w:t>
             </w:r>
           </w:p>
@@ -7479,6 +7399,7 @@
                 <w:szCs w:val="32"/>
                 <w:lang w:val="en-IN" w:eastAsia="en-IN" w:bidi="ml-IN"/>
               </w:rPr>
+              <w:lastRenderedPageBreak/>
               <w:t>T.S.1.2.14.4 - Kramam</w:t>
             </w:r>
           </w:p>
@@ -8635,27 +8556,6 @@
     <w:p>
       <w:pPr>
         <w:spacing w:before="0" w:line="240" w:lineRule="auto"/>
-        <w:rPr>
-          <w:b/>
-          <w:bCs/>
-          <w:sz w:val="32"/>
-          <w:szCs w:val="32"/>
-          <w:u w:val="single"/>
-        </w:rPr>
-      </w:pPr>
-      <w:r>
-        <w:rPr>
-          <w:b/>
-          <w:bCs/>
-          <w:sz w:val="32"/>
-          <w:szCs w:val="32"/>
-          <w:u w:val="single"/>
-        </w:rPr>
-        <w:br w:type="page"/>
-      </w:r>
-    </w:p>
-    <w:p>
-      <w:pPr>
         <w:jc w:val="center"/>
         <w:rPr>
           <w:b/>
@@ -8673,7 +8573,40 @@
           <w:szCs w:val="32"/>
           <w:u w:val="single"/>
         </w:rPr>
-        <w:lastRenderedPageBreak/>
+        <w:t>==================</w:t>
+      </w:r>
+    </w:p>
+    <w:p>
+      <w:pPr>
+        <w:spacing w:before="0" w:line="240" w:lineRule="auto"/>
+        <w:rPr>
+          <w:b/>
+          <w:bCs/>
+          <w:sz w:val="32"/>
+          <w:szCs w:val="32"/>
+          <w:u w:val="single"/>
+        </w:rPr>
+      </w:pPr>
+    </w:p>
+    <w:p>
+      <w:pPr>
+        <w:spacing w:before="0" w:line="240" w:lineRule="auto"/>
+        <w:rPr>
+          <w:b/>
+          <w:bCs/>
+          <w:sz w:val="32"/>
+          <w:szCs w:val="32"/>
+          <w:u w:val="single"/>
+        </w:rPr>
+      </w:pPr>
+      <w:r>
+        <w:rPr>
+          <w:b/>
+          <w:bCs/>
+          <w:sz w:val="32"/>
+          <w:szCs w:val="32"/>
+          <w:u w:val="single"/>
+        </w:rPr>
         <w:t xml:space="preserve">TS </w:t>
       </w:r>
       <w:r>
@@ -8967,7 +8900,7 @@
       <w:tr>
         <w:tc>
           <w:tcPr>
-            <w:tcW w:w="2957" w:type="dxa"/>
+            <w:tcW w:w="2912" w:type="dxa"/>
           </w:tcPr>
           <w:p>
             <w:pPr>
@@ -9050,7 +8983,7 @@
         </w:tc>
         <w:tc>
           <w:tcPr>
-            <w:tcW w:w="5161" w:type="dxa"/>
+            <w:tcW w:w="5066" w:type="dxa"/>
           </w:tcPr>
           <w:p>
             <w:pPr>
@@ -9459,7 +9392,7 @@
         </w:tc>
         <w:tc>
           <w:tcPr>
-            <w:tcW w:w="5058" w:type="dxa"/>
+            <w:tcW w:w="4972" w:type="dxa"/>
           </w:tcPr>
           <w:p>
             <w:pPr>
@@ -9869,7 +9802,7 @@
       <w:tr>
         <w:tc>
           <w:tcPr>
-            <w:tcW w:w="2957" w:type="dxa"/>
+            <w:tcW w:w="2912" w:type="dxa"/>
           </w:tcPr>
           <w:p>
             <w:pPr>
@@ -9929,7 +9862,19 @@
                 <w:szCs w:val="28"/>
                 <w:lang w:bidi="ml-IN"/>
               </w:rPr>
-              <w:t>Krama Vaakyam No. 59</w:t>
+              <w:t xml:space="preserve">Krama Vaakyam No. </w:t>
+            </w:r>
+            <w:r>
+              <w:rPr>
+                <w:rFonts w:cs="Arial"/>
+                <w:b/>
+                <w:bCs/>
+                <w:sz w:val="28"/>
+                <w:szCs w:val="28"/>
+                <w:lang w:bidi="ml-IN"/>
+              </w:rPr>
+              <w:lastRenderedPageBreak/>
+              <w:t>59</w:t>
             </w:r>
           </w:p>
           <w:p>
@@ -9962,7 +9907,7 @@
         </w:tc>
         <w:tc>
           <w:tcPr>
-            <w:tcW w:w="5161" w:type="dxa"/>
+            <w:tcW w:w="5066" w:type="dxa"/>
           </w:tcPr>
           <w:p>
             <w:pPr>
@@ -9983,6 +9928,7 @@
                 <w:cs/>
                 <w:lang w:bidi="ta-IN"/>
               </w:rPr>
+              <w:lastRenderedPageBreak/>
               <w:t>மர்த்யே</w:t>
             </w:r>
             <w:r>
@@ -10039,7 +9985,7 @@
         </w:tc>
         <w:tc>
           <w:tcPr>
-            <w:tcW w:w="5058" w:type="dxa"/>
+            <w:tcW w:w="4972" w:type="dxa"/>
           </w:tcPr>
           <w:p>
             <w:pPr>
@@ -10148,6 +10094,7 @@
                 <w:szCs w:val="28"/>
                 <w:lang w:bidi="ta-IN"/>
               </w:rPr>
+              <w:lastRenderedPageBreak/>
               <w:t xml:space="preserve">Ruk ends at </w:t>
             </w:r>
             <w:r>
@@ -10407,7 +10354,7 @@
       <w:tr>
         <w:tc>
           <w:tcPr>
-            <w:tcW w:w="2957" w:type="dxa"/>
+            <w:tcW w:w="2912" w:type="dxa"/>
           </w:tcPr>
           <w:p>
             <w:pPr>
@@ -10439,6 +10386,7 @@
                 <w:szCs w:val="28"/>
                 <w:lang w:val="en-IN" w:eastAsia="en-IN" w:bidi="ml-IN"/>
               </w:rPr>
+              <w:lastRenderedPageBreak/>
               <w:t>T.S.1.2.7.1 - Kramam</w:t>
             </w:r>
           </w:p>
@@ -10533,7 +10481,7 @@
         </w:tc>
         <w:tc>
           <w:tcPr>
-            <w:tcW w:w="5161" w:type="dxa"/>
+            <w:tcW w:w="5066" w:type="dxa"/>
           </w:tcPr>
           <w:p>
             <w:pPr>
@@ -10853,7 +10801,7 @@
         </w:tc>
         <w:tc>
           <w:tcPr>
-            <w:tcW w:w="5058" w:type="dxa"/>
+            <w:tcW w:w="4972" w:type="dxa"/>
           </w:tcPr>
           <w:p>
             <w:pPr>
@@ -11150,7 +11098,7 @@
       <w:tr>
         <w:tc>
           <w:tcPr>
-            <w:tcW w:w="2957" w:type="dxa"/>
+            <w:tcW w:w="2912" w:type="dxa"/>
           </w:tcPr>
           <w:p>
             <w:pPr>
@@ -11182,7 +11130,6 @@
                 <w:szCs w:val="28"/>
                 <w:lang w:val="it-IT" w:eastAsia="en-IN" w:bidi="ml-IN"/>
               </w:rPr>
-              <w:lastRenderedPageBreak/>
               <w:t>T.S.1.2.8.1 - Kramam</w:t>
             </w:r>
           </w:p>
@@ -11249,7 +11196,7 @@
         </w:tc>
         <w:tc>
           <w:tcPr>
-            <w:tcW w:w="5161" w:type="dxa"/>
+            <w:tcW w:w="5066" w:type="dxa"/>
           </w:tcPr>
           <w:p>
             <w:pPr>
@@ -11509,7 +11456,7 @@
         </w:tc>
         <w:tc>
           <w:tcPr>
-            <w:tcW w:w="5058" w:type="dxa"/>
+            <w:tcW w:w="4972" w:type="dxa"/>
           </w:tcPr>
           <w:p>
             <w:pPr>
@@ -11779,7 +11726,7 @@
       <w:tr>
         <w:tc>
           <w:tcPr>
-            <w:tcW w:w="2957" w:type="dxa"/>
+            <w:tcW w:w="2912" w:type="dxa"/>
           </w:tcPr>
           <w:p>
             <w:pPr>
@@ -11846,7 +11793,7 @@
         </w:tc>
         <w:tc>
           <w:tcPr>
-            <w:tcW w:w="5161" w:type="dxa"/>
+            <w:tcW w:w="5066" w:type="dxa"/>
           </w:tcPr>
           <w:p>
             <w:pPr>
@@ -12168,7 +12115,7 @@
         </w:tc>
         <w:tc>
           <w:tcPr>
-            <w:tcW w:w="5058" w:type="dxa"/>
+            <w:tcW w:w="4972" w:type="dxa"/>
           </w:tcPr>
           <w:p>
             <w:pPr>
@@ -12491,7 +12438,7 @@
       <w:tr>
         <w:tc>
           <w:tcPr>
-            <w:tcW w:w="2957" w:type="dxa"/>
+            <w:tcW w:w="2912" w:type="dxa"/>
           </w:tcPr>
           <w:p>
             <w:pPr>
@@ -12578,7 +12525,7 @@
         </w:tc>
         <w:tc>
           <w:tcPr>
-            <w:tcW w:w="5161" w:type="dxa"/>
+            <w:tcW w:w="5066" w:type="dxa"/>
           </w:tcPr>
           <w:p>
             <w:pPr>
@@ -12795,7 +12742,7 @@
         </w:tc>
         <w:tc>
           <w:tcPr>
-            <w:tcW w:w="5058" w:type="dxa"/>
+            <w:tcW w:w="4972" w:type="dxa"/>
           </w:tcPr>
           <w:p>
             <w:pPr>
@@ -12944,7 +12891,7 @@
       <w:tr>
         <w:tc>
           <w:tcPr>
-            <w:tcW w:w="2957" w:type="dxa"/>
+            <w:tcW w:w="2912" w:type="dxa"/>
           </w:tcPr>
           <w:p>
             <w:pPr>
@@ -12969,6 +12916,7 @@
                 <w:szCs w:val="36"/>
                 <w:lang w:bidi="ml-IN"/>
               </w:rPr>
+              <w:lastRenderedPageBreak/>
               <w:t>TS 1.2.9.1</w:t>
             </w:r>
             <w:r>
@@ -13031,7 +12979,7 @@
         </w:tc>
         <w:tc>
           <w:tcPr>
-            <w:tcW w:w="5161" w:type="dxa"/>
+            <w:tcW w:w="5066" w:type="dxa"/>
           </w:tcPr>
           <w:p>
             <w:pPr>
@@ -13329,7 +13277,7 @@
         </w:tc>
         <w:tc>
           <w:tcPr>
-            <w:tcW w:w="5058" w:type="dxa"/>
+            <w:tcW w:w="4972" w:type="dxa"/>
           </w:tcPr>
           <w:p>
             <w:pPr>
@@ -13642,7 +13590,7 @@
       <w:tr>
         <w:tc>
           <w:tcPr>
-            <w:tcW w:w="2957" w:type="dxa"/>
+            <w:tcW w:w="2912" w:type="dxa"/>
           </w:tcPr>
           <w:p>
             <w:pPr>
@@ -13757,7 +13705,7 @@
         </w:tc>
         <w:tc>
           <w:tcPr>
-            <w:tcW w:w="5161" w:type="dxa"/>
+            <w:tcW w:w="5066" w:type="dxa"/>
           </w:tcPr>
           <w:p>
             <w:pPr>
@@ -14158,7 +14106,7 @@
         </w:tc>
         <w:tc>
           <w:tcPr>
-            <w:tcW w:w="5058" w:type="dxa"/>
+            <w:tcW w:w="4972" w:type="dxa"/>
           </w:tcPr>
           <w:p>
             <w:pPr>
@@ -14348,7 +14296,6 @@
                 <w:cs/>
                 <w:lang w:bidi="ta-IN"/>
               </w:rPr>
-              <w:lastRenderedPageBreak/>
               <w:t>ம</w:t>
             </w:r>
             <w:r>
@@ -14570,7 +14517,7 @@
       <w:tr>
         <w:tc>
           <w:tcPr>
-            <w:tcW w:w="2957" w:type="dxa"/>
+            <w:tcW w:w="2912" w:type="dxa"/>
           </w:tcPr>
           <w:p>
             <w:pPr>
@@ -14602,7 +14549,6 @@
                 <w:szCs w:val="32"/>
                 <w:lang w:val="en-IN" w:eastAsia="en-IN" w:bidi="ml-IN"/>
               </w:rPr>
-              <w:lastRenderedPageBreak/>
               <w:t>T.S.1.2.14.4 - Kramam</w:t>
             </w:r>
           </w:p>
@@ -14686,7 +14632,7 @@
         </w:tc>
         <w:tc>
           <w:tcPr>
-            <w:tcW w:w="5161" w:type="dxa"/>
+            <w:tcW w:w="5066" w:type="dxa"/>
           </w:tcPr>
           <w:p>
             <w:pPr>
@@ -14972,7 +14918,7 @@
         </w:tc>
         <w:tc>
           <w:tcPr>
-            <w:tcW w:w="5058" w:type="dxa"/>
+            <w:tcW w:w="4972" w:type="dxa"/>
           </w:tcPr>
           <w:p>
             <w:pPr>
@@ -15266,6 +15212,29 @@
         </w:tc>
       </w:tr>
     </w:tbl>
+    <w:p>
+      <w:pPr>
+        <w:spacing w:before="0" w:line="240" w:lineRule="auto"/>
+        <w:jc w:val="center"/>
+        <w:rPr>
+          <w:b/>
+          <w:bCs/>
+          <w:sz w:val="32"/>
+          <w:szCs w:val="32"/>
+          <w:u w:val="single"/>
+        </w:rPr>
+      </w:pPr>
+      <w:r>
+        <w:rPr>
+          <w:b/>
+          <w:bCs/>
+          <w:sz w:val="32"/>
+          <w:szCs w:val="32"/>
+          <w:u w:val="single"/>
+        </w:rPr>
+        <w:t>==================</w:t>
+      </w:r>
+    </w:p>
     <w:p>
       <w:pPr>
         <w:jc w:val="center"/>

--- a/TS-Kramam/TS-1.2/TS 1.2 Tamil Krama Paatam Corrections.docx
+++ b/TS-Kramam/TS-1.2/TS 1.2 Tamil Krama Paatam Corrections.docx
@@ -1874,10 +1874,21 @@
                 <w:rFonts w:ascii="Latha" w:hAnsi="Latha" w:cs="Latha"/>
                 <w:sz w:val="28"/>
                 <w:szCs w:val="28"/>
-                <w:cs/>
-                <w:lang w:bidi="ta-IN"/>
-              </w:rPr>
-              <w:t>தாமனு</w:t>
+                <w:highlight w:val="yellow"/>
+                <w:cs/>
+                <w:lang w:bidi="ta-IN"/>
+              </w:rPr>
+              <w:t>தா</w:t>
+            </w:r>
+            <w:r>
+              <w:rPr>
+                <w:rFonts w:ascii="Latha" w:hAnsi="Latha" w:cs="Latha"/>
+                <w:sz w:val="28"/>
+                <w:szCs w:val="28"/>
+                <w:cs/>
+                <w:lang w:bidi="ta-IN"/>
+              </w:rPr>
+              <w:t>மனு</w:t>
             </w:r>
             <w:r>
               <w:rPr>
@@ -2045,6 +2056,7 @@
                 <w:rFonts w:ascii="Latha" w:hAnsi="Latha" w:cs="Latha"/>
                 <w:sz w:val="28"/>
                 <w:szCs w:val="28"/>
+                <w:highlight w:val="green"/>
                 <w:cs/>
                 <w:lang w:bidi="ta-IN"/>
               </w:rPr>
@@ -12761,6 +12773,7 @@
                 <w:cs/>
                 <w:lang w:bidi="ta-IN"/>
               </w:rPr>
+              <w:lastRenderedPageBreak/>
               <w:t>அ</w:t>
             </w:r>
             <w:r>
@@ -12883,7 +12896,27 @@
                 <w:szCs w:val="28"/>
                 <w:lang w:bidi="ta-IN"/>
               </w:rPr>
-              <w:t>(correct representation of Pragraha)</w:t>
+              <w:t xml:space="preserve">(correct representation of </w:t>
+            </w:r>
+            <w:proofErr w:type="spellStart"/>
+            <w:r>
+              <w:rPr>
+                <w:rFonts w:ascii="Latha" w:hAnsi="Latha" w:cs="Latha"/>
+                <w:sz w:val="28"/>
+                <w:szCs w:val="28"/>
+                <w:lang w:bidi="ta-IN"/>
+              </w:rPr>
+              <w:t>Pragraha</w:t>
+            </w:r>
+            <w:proofErr w:type="spellEnd"/>
+            <w:r>
+              <w:rPr>
+                <w:rFonts w:ascii="Latha" w:hAnsi="Latha" w:cs="Latha"/>
+                <w:sz w:val="28"/>
+                <w:szCs w:val="28"/>
+                <w:lang w:bidi="ta-IN"/>
+              </w:rPr>
+              <w:t>)</w:t>
             </w:r>
           </w:p>
         </w:tc>
@@ -12916,7 +12949,6 @@
                 <w:szCs w:val="36"/>
                 <w:lang w:bidi="ml-IN"/>
               </w:rPr>
-              <w:lastRenderedPageBreak/>
               <w:t>TS 1.2.9.1</w:t>
             </w:r>
             <w:r>
